--- a/Site-design-description.docx
+++ b/Site-design-description.docx
@@ -59,7 +59,7 @@
           <w:szCs w:val="21"/>
           <w:lang w:eastAsia="ru-RU"/>
         </w:rPr>
-        <w:t>А</w:t>
+        <w:t xml:space="preserve">Авторизованный пользователь сайта – категория </w:t>
       </w:r>
       <w:r>
         <w:rPr>
@@ -68,37 +68,39 @@
           <w:szCs w:val="21"/>
           <w:lang w:eastAsia="ru-RU"/>
         </w:rPr>
-        <w:t>вторизованный пользователь</w:t>
-      </w:r>
-      <w:r>
+        <w:t>Клиент-системы-Покупатель</w:t>
+      </w:r>
+    </w:p>
+    <w:p>
+      <w:pPr>
+        <w:spacing w:after="0" w:line="240" w:lineRule="auto"/>
         <w:rPr>
           <w:rFonts w:eastAsia="Times New Roman" w:cstheme="minorHAnsi"/>
           <w:sz w:val="21"/>
           <w:szCs w:val="21"/>
           <w:lang w:eastAsia="ru-RU"/>
         </w:rPr>
-        <w:t xml:space="preserve"> сайта – категория Покупатель</w:t>
-      </w:r>
-    </w:p>
-    <w:p>
-      <w:pPr>
-        <w:spacing w:after="0" w:line="240" w:lineRule="auto"/>
+      </w:pPr>
+      <w:r>
         <w:rPr>
           <w:rFonts w:eastAsia="Times New Roman" w:cstheme="minorHAnsi"/>
           <w:sz w:val="21"/>
           <w:szCs w:val="21"/>
           <w:lang w:eastAsia="ru-RU"/>
         </w:rPr>
-      </w:pPr>
-      <w:r>
+        <w:t>Авторизованный пользователь сайта – категория Производитель</w:t>
+      </w:r>
+    </w:p>
+    <w:p>
+      <w:pPr>
+        <w:spacing w:after="0" w:line="240" w:lineRule="auto"/>
         <w:rPr>
           <w:rFonts w:eastAsia="Times New Roman" w:cstheme="minorHAnsi"/>
           <w:sz w:val="21"/>
           <w:szCs w:val="21"/>
           <w:lang w:eastAsia="ru-RU"/>
         </w:rPr>
-        <w:t>Авторизованный пользователь сайта – категория П</w:t>
-      </w:r>
+      </w:pPr>
       <w:r>
         <w:rPr>
           <w:rFonts w:eastAsia="Times New Roman" w:cstheme="minorHAnsi"/>
@@ -106,7 +108,7 @@
           <w:szCs w:val="21"/>
           <w:lang w:eastAsia="ru-RU"/>
         </w:rPr>
-        <w:t>роизводитель</w:t>
+        <w:t>Администратор системы</w:t>
       </w:r>
     </w:p>
     <w:p>
@@ -119,15 +121,117 @@
           <w:lang w:eastAsia="ru-RU"/>
         </w:rPr>
       </w:pPr>
-      <w:r>
+    </w:p>
+    <w:p>
+      <w:pPr>
+        <w:spacing w:after="0" w:line="240" w:lineRule="auto"/>
         <w:rPr>
           <w:rFonts w:eastAsia="Times New Roman" w:cstheme="minorHAnsi"/>
           <w:sz w:val="21"/>
           <w:szCs w:val="21"/>
           <w:lang w:eastAsia="ru-RU"/>
         </w:rPr>
-        <w:t>Администратор системы</w:t>
-      </w:r>
+      </w:pPr>
+      <w:r>
+        <w:rPr>
+          <w:rFonts w:eastAsia="Times New Roman" w:cstheme="minorHAnsi"/>
+          <w:sz w:val="21"/>
+          <w:szCs w:val="21"/>
+          <w:lang w:eastAsia="ru-RU"/>
+        </w:rPr>
+        <w:t xml:space="preserve">Преимущества для </w:t>
+      </w:r>
+      <w:r>
+        <w:rPr>
+          <w:rFonts w:eastAsia="Times New Roman" w:cstheme="minorHAnsi"/>
+          <w:sz w:val="21"/>
+          <w:szCs w:val="21"/>
+          <w:lang w:eastAsia="ru-RU"/>
+        </w:rPr>
+        <w:t>Клиент-системы-Покупатель</w:t>
+      </w:r>
+    </w:p>
+    <w:p>
+      <w:pPr>
+        <w:spacing w:after="0" w:line="240" w:lineRule="auto"/>
+        <w:rPr>
+          <w:rFonts w:eastAsia="Times New Roman" w:cstheme="minorHAnsi"/>
+          <w:sz w:val="21"/>
+          <w:szCs w:val="21"/>
+          <w:lang w:eastAsia="ru-RU"/>
+        </w:rPr>
+      </w:pPr>
+      <w:r>
+        <w:rPr>
+          <w:rFonts w:eastAsia="Times New Roman" w:cstheme="minorHAnsi"/>
+          <w:sz w:val="21"/>
+          <w:szCs w:val="21"/>
+          <w:lang w:eastAsia="ru-RU"/>
+        </w:rPr>
+        <w:t>Не все серии оборудования показываются в открытом доступе в каталогах и в выдаче результатов поиска</w:t>
+      </w:r>
+    </w:p>
+    <w:p>
+      <w:pPr>
+        <w:spacing w:after="0" w:line="240" w:lineRule="auto"/>
+        <w:rPr>
+          <w:rFonts w:eastAsia="Times New Roman" w:cstheme="minorHAnsi"/>
+          <w:sz w:val="21"/>
+          <w:szCs w:val="21"/>
+          <w:lang w:eastAsia="ru-RU"/>
+        </w:rPr>
+      </w:pPr>
+      <w:r>
+        <w:rPr>
+          <w:rFonts w:eastAsia="Times New Roman" w:cstheme="minorHAnsi"/>
+          <w:sz w:val="21"/>
+          <w:szCs w:val="21"/>
+          <w:lang w:eastAsia="ru-RU"/>
+        </w:rPr>
+        <w:t>Возможность вести заявки покупателей – заполнять требования к оборудованию, автоматически формировать состав сложного изделия – сборки привода и арматуры</w:t>
+      </w:r>
+    </w:p>
+    <w:p>
+      <w:pPr>
+        <w:spacing w:after="0" w:line="240" w:lineRule="auto"/>
+        <w:rPr>
+          <w:rFonts w:eastAsia="Times New Roman" w:cstheme="minorHAnsi"/>
+          <w:sz w:val="21"/>
+          <w:szCs w:val="21"/>
+          <w:lang w:eastAsia="ru-RU"/>
+        </w:rPr>
+      </w:pPr>
+      <w:proofErr w:type="spellStart"/>
+      <w:r>
+        <w:rPr>
+          <w:rFonts w:eastAsia="Times New Roman" w:cstheme="minorHAnsi"/>
+          <w:sz w:val="21"/>
+          <w:szCs w:val="21"/>
+          <w:lang w:eastAsia="ru-RU"/>
+        </w:rPr>
+        <w:t>Мультикорзины</w:t>
+      </w:r>
+      <w:proofErr w:type="spellEnd"/>
+      <w:r>
+        <w:rPr>
+          <w:rFonts w:eastAsia="Times New Roman" w:cstheme="minorHAnsi"/>
+          <w:sz w:val="21"/>
+          <w:szCs w:val="21"/>
+          <w:lang w:eastAsia="ru-RU"/>
+        </w:rPr>
+        <w:t xml:space="preserve"> хранятся в системе даже после окончания сессии работы. Это позволяет продолжать работу с другого рабочего места или в другое время. Для неавторизованных пользователей содержимое корзины хранится только на время сеанса.</w:t>
+      </w:r>
+    </w:p>
+    <w:p>
+      <w:pPr>
+        <w:spacing w:after="0" w:line="240" w:lineRule="auto"/>
+        <w:rPr>
+          <w:rFonts w:eastAsia="Times New Roman" w:cstheme="minorHAnsi"/>
+          <w:sz w:val="21"/>
+          <w:szCs w:val="21"/>
+          <w:lang w:eastAsia="ru-RU"/>
+        </w:rPr>
+      </w:pPr>
       <w:bookmarkStart w:id="0" w:name="_GoBack"/>
       <w:bookmarkEnd w:id="0"/>
     </w:p>
@@ -152,17 +256,116 @@
           <w:lang w:eastAsia="ru-RU"/>
         </w:rPr>
       </w:pPr>
-    </w:p>
-    <w:p>
-      <w:pPr>
-        <w:spacing w:after="0" w:line="240" w:lineRule="auto"/>
+      <w:r>
         <w:rPr>
           <w:rFonts w:eastAsia="Times New Roman" w:cstheme="minorHAnsi"/>
           <w:sz w:val="21"/>
           <w:szCs w:val="21"/>
           <w:lang w:eastAsia="ru-RU"/>
         </w:rPr>
-      </w:pPr>
+        <w:pict w14:anchorId="0D56F495">
+          <v:rect id="_x0000_i1025" style="width:0;height:1.5pt" o:hralign="center" o:hrstd="t" o:hr="t" fillcolor="#a0a0a0" stroked="f"/>
+        </w:pict>
+      </w:r>
+    </w:p>
+    <w:p>
+      <w:pPr>
+        <w:spacing w:after="0" w:line="240" w:lineRule="auto"/>
+        <w:rPr>
+          <w:rFonts w:eastAsia="Times New Roman" w:cstheme="minorHAnsi"/>
+          <w:b/>
+          <w:bCs/>
+          <w:sz w:val="30"/>
+          <w:szCs w:val="30"/>
+          <w:lang w:eastAsia="ru-RU"/>
+        </w:rPr>
+      </w:pPr>
+      <w:r>
+        <w:rPr>
+          <w:rFonts w:eastAsia="Times New Roman" w:cstheme="minorHAnsi"/>
+          <w:b/>
+          <w:bCs/>
+          <w:sz w:val="30"/>
+          <w:szCs w:val="30"/>
+          <w:lang w:eastAsia="ru-RU"/>
+        </w:rPr>
+        <w:t>Технический заголовок страницы (H1)</w:t>
+      </w:r>
+    </w:p>
+    <w:p>
+      <w:pPr>
+        <w:spacing w:after="0" w:line="240" w:lineRule="auto"/>
+        <w:rPr>
+          <w:rFonts w:eastAsia="Times New Roman" w:cstheme="minorHAnsi"/>
+          <w:sz w:val="24"/>
+          <w:szCs w:val="24"/>
+          <w:lang w:eastAsia="ru-RU"/>
+        </w:rPr>
+      </w:pPr>
+      <w:proofErr w:type="spellStart"/>
+      <w:r>
+        <w:rPr>
+          <w:rFonts w:eastAsia="Times New Roman" w:cstheme="minorHAnsi"/>
+          <w:b/>
+          <w:bCs/>
+          <w:sz w:val="24"/>
+          <w:szCs w:val="24"/>
+          <w:lang w:val="en-US" w:eastAsia="ru-RU"/>
+        </w:rPr>
+        <w:t>ArmControl</w:t>
+      </w:r>
+      <w:proofErr w:type="spellEnd"/>
+      <w:r>
+        <w:rPr>
+          <w:rFonts w:eastAsia="Times New Roman" w:cstheme="minorHAnsi"/>
+          <w:b/>
+          <w:bCs/>
+          <w:sz w:val="24"/>
+          <w:szCs w:val="24"/>
+          <w:lang w:eastAsia="ru-RU"/>
+        </w:rPr>
+        <w:t>.</w:t>
+      </w:r>
+      <w:proofErr w:type="spellStart"/>
+      <w:r>
+        <w:rPr>
+          <w:rFonts w:eastAsia="Times New Roman" w:cstheme="minorHAnsi"/>
+          <w:b/>
+          <w:bCs/>
+          <w:sz w:val="24"/>
+          <w:szCs w:val="24"/>
+          <w:lang w:eastAsia="ru-RU"/>
+        </w:rPr>
+        <w:t>ru</w:t>
+      </w:r>
+      <w:proofErr w:type="spellEnd"/>
+      <w:r>
+        <w:rPr>
+          <w:rFonts w:eastAsia="Times New Roman" w:cstheme="minorHAnsi"/>
+          <w:sz w:val="24"/>
+          <w:szCs w:val="24"/>
+          <w:lang w:eastAsia="ru-RU"/>
+        </w:rPr>
+        <w:t xml:space="preserve"> — Инженерная экосистема подбора, конфигурации и комплектации </w:t>
+      </w:r>
+      <w:r>
+        <w:rPr>
+          <w:rFonts w:eastAsia="Times New Roman" w:cstheme="minorHAnsi"/>
+          <w:sz w:val="24"/>
+          <w:szCs w:val="24"/>
+          <w:lang w:eastAsia="ru-RU"/>
+        </w:rPr>
+        <w:t xml:space="preserve">оборудования для </w:t>
+      </w:r>
+      <w:r>
+        <w:rPr>
+          <w:rFonts w:eastAsia="Times New Roman" w:cstheme="minorHAnsi"/>
+          <w:sz w:val="24"/>
+          <w:szCs w:val="24"/>
+          <w:lang w:eastAsia="ru-RU"/>
+        </w:rPr>
+        <w:t>управляемой запорной арматуры</w:t>
+      </w:r>
     </w:p>
     <w:p>
       <w:pPr>
@@ -181,8 +384,8 @@
           <w:szCs w:val="21"/>
           <w:lang w:eastAsia="ru-RU"/>
         </w:rPr>
-        <w:pict>
-          <v:rect id="_x0000_i1067" style="width:0;height:1.5pt" o:hralign="center" o:hrstd="t" o:hr="t" fillcolor="#a0a0a0" stroked="f"/>
+        <w:pict w14:anchorId="5BF1A3A9">
+          <v:rect id="_x0000_i1026" style="width:0;height:1.5pt" o:hralign="center" o:hrstd="t" o:hr="t" fillcolor="#a0a0a0" stroked="f"/>
         </w:pict>
       </w:r>
     </w:p>
@@ -207,94 +410,10 @@
           <w:szCs w:val="30"/>
           <w:lang w:eastAsia="ru-RU"/>
         </w:rPr>
-        <w:t>Технический заголовок страницы (H1)</w:t>
-      </w:r>
-    </w:p>
-    <w:p>
-      <w:pPr>
-        <w:spacing w:after="0" w:line="240" w:lineRule="auto"/>
-        <w:rPr>
-          <w:rFonts w:eastAsia="Times New Roman" w:cstheme="minorHAnsi"/>
-          <w:sz w:val="24"/>
-          <w:szCs w:val="24"/>
-          <w:lang w:eastAsia="ru-RU"/>
-        </w:rPr>
-      </w:pPr>
-      <w:r>
-        <w:rPr>
-          <w:rFonts w:eastAsia="Times New Roman" w:cstheme="minorHAnsi"/>
-          <w:b/>
-          <w:bCs/>
-          <w:sz w:val="24"/>
-          <w:szCs w:val="24"/>
-          <w:lang w:val="en-US" w:eastAsia="ru-RU"/>
-        </w:rPr>
-        <w:t>ArmControl</w:t>
-      </w:r>
-      <w:r>
-        <w:rPr>
-          <w:rFonts w:eastAsia="Times New Roman" w:cstheme="minorHAnsi"/>
-          <w:b/>
-          <w:bCs/>
-          <w:sz w:val="24"/>
-          <w:szCs w:val="24"/>
-          <w:lang w:eastAsia="ru-RU"/>
-        </w:rPr>
-        <w:t>.ru</w:t>
-      </w:r>
-      <w:r>
-        <w:rPr>
-          <w:rFonts w:eastAsia="Times New Roman" w:cstheme="minorHAnsi"/>
-          <w:sz w:val="24"/>
-          <w:szCs w:val="24"/>
-          <w:lang w:eastAsia="ru-RU"/>
-        </w:rPr>
-        <w:t xml:space="preserve"> — Инженерная экосистема подбора, конфигурации и комплектации </w:t>
-      </w:r>
-      <w:r>
-        <w:rPr>
-          <w:rFonts w:eastAsia="Times New Roman" w:cstheme="minorHAnsi"/>
-          <w:sz w:val="24"/>
-          <w:szCs w:val="24"/>
-          <w:lang w:eastAsia="ru-RU"/>
-        </w:rPr>
-        <w:t xml:space="preserve">оборудования для </w:t>
-      </w:r>
-      <w:r>
-        <w:rPr>
-          <w:rFonts w:eastAsia="Times New Roman" w:cstheme="minorHAnsi"/>
-          <w:sz w:val="24"/>
-          <w:szCs w:val="24"/>
-          <w:lang w:eastAsia="ru-RU"/>
-        </w:rPr>
-        <w:t>управляемой запорной арматуры</w:t>
-      </w:r>
-    </w:p>
-    <w:p>
-      <w:pPr>
-        <w:spacing w:after="0" w:line="240" w:lineRule="auto"/>
-        <w:rPr>
-          <w:rFonts w:eastAsia="Times New Roman" w:cstheme="minorHAnsi"/>
-          <w:sz w:val="21"/>
-          <w:szCs w:val="21"/>
-          <w:lang w:eastAsia="ru-RU"/>
-        </w:rPr>
-      </w:pPr>
-      <w:r>
-        <w:rPr>
-          <w:rFonts w:eastAsia="Times New Roman" w:cstheme="minorHAnsi"/>
-          <w:sz w:val="21"/>
-          <w:szCs w:val="21"/>
-          <w:lang w:eastAsia="ru-RU"/>
-        </w:rPr>
-        <w:pict>
-          <v:rect id="_x0000_i1068" style="width:0;height:1.5pt" o:hralign="center" o:hrstd="t" o:hr="t" fillcolor="#a0a0a0" stroked="f"/>
-        </w:pict>
-      </w:r>
-    </w:p>
-    <w:p>
-      <w:pPr>
-        <w:spacing w:after="0" w:line="240" w:lineRule="auto"/>
+        <w:t>Главный баннер (</w:t>
+      </w:r>
+      <w:proofErr w:type="spellStart"/>
+      <w:r>
         <w:rPr>
           <w:rFonts w:eastAsia="Times New Roman" w:cstheme="minorHAnsi"/>
           <w:b/>
@@ -303,7 +422,9 @@
           <w:szCs w:val="30"/>
           <w:lang w:eastAsia="ru-RU"/>
         </w:rPr>
-      </w:pPr>
+        <w:t>Hero</w:t>
+      </w:r>
+      <w:proofErr w:type="spellEnd"/>
       <w:r>
         <w:rPr>
           <w:rFonts w:eastAsia="Times New Roman" w:cstheme="minorHAnsi"/>
@@ -313,7 +434,7 @@
           <w:szCs w:val="30"/>
           <w:lang w:eastAsia="ru-RU"/>
         </w:rPr>
-        <w:t>Главный баннер (Hero-секция)</w:t>
+        <w:t>-секция)</w:t>
       </w:r>
     </w:p>
     <w:p>
@@ -600,7 +721,27 @@
           <w:szCs w:val="24"/>
           <w:lang w:eastAsia="ru-RU"/>
         </w:rPr>
-        <w:t xml:space="preserve"> Создавайте новые мультикорзины под разные объекты, используйте пошаговые конфигураторы приводов и отправляйте запросы напрямую производителям или консолидатору.</w:t>
+        <w:t xml:space="preserve"> Создавайте новые </w:t>
+      </w:r>
+      <w:proofErr w:type="spellStart"/>
+      <w:r>
+        <w:rPr>
+          <w:rFonts w:eastAsia="Times New Roman" w:cstheme="minorHAnsi"/>
+          <w:sz w:val="24"/>
+          <w:szCs w:val="24"/>
+          <w:lang w:eastAsia="ru-RU"/>
+        </w:rPr>
+        <w:t>мультикорзины</w:t>
+      </w:r>
+      <w:proofErr w:type="spellEnd"/>
+      <w:r>
+        <w:rPr>
+          <w:rFonts w:eastAsia="Times New Roman" w:cstheme="minorHAnsi"/>
+          <w:sz w:val="24"/>
+          <w:szCs w:val="24"/>
+          <w:lang w:eastAsia="ru-RU"/>
+        </w:rPr>
+        <w:t xml:space="preserve"> под разные объекты, используйте пошаговые конфигураторы приводов и отправляйте запросы напрямую производителям или консолидатору.</w:t>
       </w:r>
     </w:p>
     <w:p>
@@ -749,8 +890,8 @@
           <w:szCs w:val="21"/>
           <w:lang w:eastAsia="ru-RU"/>
         </w:rPr>
-        <w:pict>
-          <v:rect id="_x0000_i1069" style="width:0;height:1.5pt" o:hralign="center" o:hrstd="t" o:hr="t" fillcolor="#a0a0a0" stroked="f"/>
+        <w:pict w14:anchorId="602078B0">
+          <v:rect id="_x0000_i1027" style="width:0;height:1.5pt" o:hralign="center" o:hrstd="t" o:hr="t" fillcolor="#a0a0a0" stroked="f"/>
         </w:pict>
       </w:r>
     </w:p>
@@ -775,19 +916,44 @@
           <w:szCs w:val="30"/>
           <w:lang w:eastAsia="ru-RU"/>
         </w:rPr>
-        <w:t>Раздел: Описание платформы (New)</w:t>
-      </w:r>
-    </w:p>
-    <w:p>
-      <w:pPr>
-        <w:spacing w:after="0" w:line="240" w:lineRule="auto"/>
-        <w:rPr>
-          <w:rFonts w:eastAsia="Times New Roman" w:cstheme="minorHAnsi"/>
-          <w:sz w:val="24"/>
-          <w:szCs w:val="24"/>
-          <w:lang w:eastAsia="ru-RU"/>
-        </w:rPr>
-      </w:pPr>
+        <w:t>Раздел: Описание платформы (</w:t>
+      </w:r>
+      <w:proofErr w:type="spellStart"/>
+      <w:r>
+        <w:rPr>
+          <w:rFonts w:eastAsia="Times New Roman" w:cstheme="minorHAnsi"/>
+          <w:b/>
+          <w:bCs/>
+          <w:sz w:val="30"/>
+          <w:szCs w:val="30"/>
+          <w:lang w:eastAsia="ru-RU"/>
+        </w:rPr>
+        <w:t>New</w:t>
+      </w:r>
+      <w:proofErr w:type="spellEnd"/>
+      <w:r>
+        <w:rPr>
+          <w:rFonts w:eastAsia="Times New Roman" w:cstheme="minorHAnsi"/>
+          <w:b/>
+          <w:bCs/>
+          <w:sz w:val="30"/>
+          <w:szCs w:val="30"/>
+          <w:lang w:eastAsia="ru-RU"/>
+        </w:rPr>
+        <w:t>)</w:t>
+      </w:r>
+    </w:p>
+    <w:p>
+      <w:pPr>
+        <w:spacing w:after="0" w:line="240" w:lineRule="auto"/>
+        <w:rPr>
+          <w:rFonts w:eastAsia="Times New Roman" w:cstheme="minorHAnsi"/>
+          <w:sz w:val="24"/>
+          <w:szCs w:val="24"/>
+          <w:lang w:eastAsia="ru-RU"/>
+        </w:rPr>
+      </w:pPr>
+      <w:proofErr w:type="spellStart"/>
       <w:r>
         <w:rPr>
           <w:rFonts w:eastAsia="Times New Roman" w:cstheme="minorHAnsi"/>
@@ -799,17 +965,31 @@
         </w:rPr>
         <w:t>ArmControl</w:t>
       </w:r>
-      <w:r>
-        <w:rPr>
-          <w:rFonts w:eastAsia="Times New Roman" w:cstheme="minorHAnsi"/>
-          <w:b/>
-          <w:bCs/>
-          <w:sz w:val="24"/>
-          <w:szCs w:val="24"/>
-          <w:lang w:eastAsia="ru-RU"/>
-        </w:rPr>
-        <w:t>.ru</w:t>
-      </w:r>
+      <w:proofErr w:type="spellEnd"/>
+      <w:r>
+        <w:rPr>
+          <w:rFonts w:eastAsia="Times New Roman" w:cstheme="minorHAnsi"/>
+          <w:b/>
+          <w:bCs/>
+          <w:sz w:val="24"/>
+          <w:szCs w:val="24"/>
+          <w:lang w:eastAsia="ru-RU"/>
+        </w:rPr>
+        <w:t>.</w:t>
+      </w:r>
+      <w:proofErr w:type="spellStart"/>
+      <w:r>
+        <w:rPr>
+          <w:rFonts w:eastAsia="Times New Roman" w:cstheme="minorHAnsi"/>
+          <w:b/>
+          <w:bCs/>
+          <w:sz w:val="24"/>
+          <w:szCs w:val="24"/>
+          <w:lang w:eastAsia="ru-RU"/>
+        </w:rPr>
+        <w:t>ru</w:t>
+      </w:r>
+      <w:proofErr w:type="spellEnd"/>
       <w:r>
         <w:rPr>
           <w:rFonts w:eastAsia="Times New Roman" w:cstheme="minorHAnsi"/>
@@ -826,7 +1006,27 @@
           <w:szCs w:val="24"/>
           <w:lang w:eastAsia="ru-RU"/>
         </w:rPr>
-        <w:t>— это бесплатный интерактивный инструмент для инженеров, проектировщиков, ГИПов и специалистов по закупкам. Мы перевели разрозненные PDF-каталоги сотен заводов-изготовителей в единую цифровую модель.</w:t>
+        <w:t xml:space="preserve">— это бесплатный интерактивный инструмент для инженеров, проектировщиков, </w:t>
+      </w:r>
+      <w:proofErr w:type="spellStart"/>
+      <w:r>
+        <w:rPr>
+          <w:rFonts w:eastAsia="Times New Roman" w:cstheme="minorHAnsi"/>
+          <w:sz w:val="24"/>
+          <w:szCs w:val="24"/>
+          <w:lang w:eastAsia="ru-RU"/>
+        </w:rPr>
+        <w:t>ГИПов</w:t>
+      </w:r>
+      <w:proofErr w:type="spellEnd"/>
+      <w:r>
+        <w:rPr>
+          <w:rFonts w:eastAsia="Times New Roman" w:cstheme="minorHAnsi"/>
+          <w:sz w:val="24"/>
+          <w:szCs w:val="24"/>
+          <w:lang w:eastAsia="ru-RU"/>
+        </w:rPr>
+        <w:t xml:space="preserve"> и специалистов по закупкам. Мы перевели разрозненные PDF-каталоги сотен заводов-изготовителей в единую цифровую модель.</w:t>
       </w:r>
     </w:p>
     <w:p>
@@ -866,18 +1066,196 @@
           <w:szCs w:val="24"/>
           <w:lang w:eastAsia="ru-RU"/>
         </w:rPr>
-        <w:t xml:space="preserve">. Система автоматически проверяет соответствие присоединительных фланцев (ISO) арматуры и приводов, типы резьбы соленоидов, фитингов и кабельных вводов. На выходе вы получаете готовый, проверенный </w:t>
-      </w:r>
-      <w:r>
-        <w:rPr>
-          <w:rFonts w:eastAsia="Times New Roman" w:cstheme="minorHAnsi"/>
-          <w:b/>
-          <w:bCs/>
-          <w:sz w:val="24"/>
-          <w:szCs w:val="24"/>
-          <w:lang w:eastAsia="ru-RU"/>
-        </w:rPr>
-        <w:t>BOM (Bill of Materials) или EBOM (Engineering Bill of Materials)</w:t>
+        <w:t xml:space="preserve">. Система автоматически проверяет соответствие присоединительных фланцев (ISO) арматуры и приводов, типы резьбы соленоидов, фитингов и кабельных вводов. На выходе вы </w:t>
+      </w:r>
+      <w:r>
+        <w:rPr>
+          <w:rFonts w:eastAsia="Times New Roman" w:cstheme="minorHAnsi"/>
+          <w:sz w:val="24"/>
+          <w:szCs w:val="24"/>
+          <w:lang w:eastAsia="ru-RU"/>
+        </w:rPr>
+        <w:lastRenderedPageBreak/>
+        <w:t xml:space="preserve">получаете готовый, проверенный </w:t>
+      </w:r>
+      <w:r>
+        <w:rPr>
+          <w:rFonts w:eastAsia="Times New Roman" w:cstheme="minorHAnsi"/>
+          <w:b/>
+          <w:bCs/>
+          <w:sz w:val="24"/>
+          <w:szCs w:val="24"/>
+          <w:lang w:eastAsia="ru-RU"/>
+        </w:rPr>
+        <w:t>BOM (</w:t>
+      </w:r>
+      <w:proofErr w:type="spellStart"/>
+      <w:r>
+        <w:rPr>
+          <w:rFonts w:eastAsia="Times New Roman" w:cstheme="minorHAnsi"/>
+          <w:b/>
+          <w:bCs/>
+          <w:sz w:val="24"/>
+          <w:szCs w:val="24"/>
+          <w:lang w:eastAsia="ru-RU"/>
+        </w:rPr>
+        <w:t>Bill</w:t>
+      </w:r>
+      <w:proofErr w:type="spellEnd"/>
+      <w:r>
+        <w:rPr>
+          <w:rFonts w:eastAsia="Times New Roman" w:cstheme="minorHAnsi"/>
+          <w:b/>
+          <w:bCs/>
+          <w:sz w:val="24"/>
+          <w:szCs w:val="24"/>
+          <w:lang w:eastAsia="ru-RU"/>
+        </w:rPr>
+        <w:t xml:space="preserve"> </w:t>
+      </w:r>
+      <w:proofErr w:type="spellStart"/>
+      <w:r>
+        <w:rPr>
+          <w:rFonts w:eastAsia="Times New Roman" w:cstheme="minorHAnsi"/>
+          <w:b/>
+          <w:bCs/>
+          <w:sz w:val="24"/>
+          <w:szCs w:val="24"/>
+          <w:lang w:eastAsia="ru-RU"/>
+        </w:rPr>
+        <w:t>of</w:t>
+      </w:r>
+      <w:proofErr w:type="spellEnd"/>
+      <w:r>
+        <w:rPr>
+          <w:rFonts w:eastAsia="Times New Roman" w:cstheme="minorHAnsi"/>
+          <w:b/>
+          <w:bCs/>
+          <w:sz w:val="24"/>
+          <w:szCs w:val="24"/>
+          <w:lang w:eastAsia="ru-RU"/>
+        </w:rPr>
+        <w:t xml:space="preserve"> </w:t>
+      </w:r>
+      <w:proofErr w:type="spellStart"/>
+      <w:r>
+        <w:rPr>
+          <w:rFonts w:eastAsia="Times New Roman" w:cstheme="minorHAnsi"/>
+          <w:b/>
+          <w:bCs/>
+          <w:sz w:val="24"/>
+          <w:szCs w:val="24"/>
+          <w:lang w:eastAsia="ru-RU"/>
+        </w:rPr>
+        <w:t>Materials</w:t>
+      </w:r>
+      <w:proofErr w:type="spellEnd"/>
+      <w:r>
+        <w:rPr>
+          <w:rFonts w:eastAsia="Times New Roman" w:cstheme="minorHAnsi"/>
+          <w:b/>
+          <w:bCs/>
+          <w:sz w:val="24"/>
+          <w:szCs w:val="24"/>
+          <w:lang w:eastAsia="ru-RU"/>
+        </w:rPr>
+        <w:t>) или EBOM (</w:t>
+      </w:r>
+      <w:proofErr w:type="spellStart"/>
+      <w:r>
+        <w:rPr>
+          <w:rFonts w:eastAsia="Times New Roman" w:cstheme="minorHAnsi"/>
+          <w:b/>
+          <w:bCs/>
+          <w:sz w:val="24"/>
+          <w:szCs w:val="24"/>
+          <w:lang w:eastAsia="ru-RU"/>
+        </w:rPr>
+        <w:t>Engineering</w:t>
+      </w:r>
+      <w:proofErr w:type="spellEnd"/>
+      <w:r>
+        <w:rPr>
+          <w:rFonts w:eastAsia="Times New Roman" w:cstheme="minorHAnsi"/>
+          <w:b/>
+          <w:bCs/>
+          <w:sz w:val="24"/>
+          <w:szCs w:val="24"/>
+          <w:lang w:eastAsia="ru-RU"/>
+        </w:rPr>
+        <w:t xml:space="preserve"> </w:t>
+      </w:r>
+      <w:proofErr w:type="spellStart"/>
+      <w:r>
+        <w:rPr>
+          <w:rFonts w:eastAsia="Times New Roman" w:cstheme="minorHAnsi"/>
+          <w:b/>
+          <w:bCs/>
+          <w:sz w:val="24"/>
+          <w:szCs w:val="24"/>
+          <w:lang w:eastAsia="ru-RU"/>
+        </w:rPr>
+        <w:t>Bill</w:t>
+      </w:r>
+      <w:proofErr w:type="spellEnd"/>
+      <w:r>
+        <w:rPr>
+          <w:rFonts w:eastAsia="Times New Roman" w:cstheme="minorHAnsi"/>
+          <w:b/>
+          <w:bCs/>
+          <w:sz w:val="24"/>
+          <w:szCs w:val="24"/>
+          <w:lang w:eastAsia="ru-RU"/>
+        </w:rPr>
+        <w:t xml:space="preserve"> </w:t>
+      </w:r>
+      <w:proofErr w:type="spellStart"/>
+      <w:r>
+        <w:rPr>
+          <w:rFonts w:eastAsia="Times New Roman" w:cstheme="minorHAnsi"/>
+          <w:b/>
+          <w:bCs/>
+          <w:sz w:val="24"/>
+          <w:szCs w:val="24"/>
+          <w:lang w:eastAsia="ru-RU"/>
+        </w:rPr>
+        <w:t>of</w:t>
+      </w:r>
+      <w:proofErr w:type="spellEnd"/>
+      <w:r>
+        <w:rPr>
+          <w:rFonts w:eastAsia="Times New Roman" w:cstheme="minorHAnsi"/>
+          <w:b/>
+          <w:bCs/>
+          <w:sz w:val="24"/>
+          <w:szCs w:val="24"/>
+          <w:lang w:eastAsia="ru-RU"/>
+        </w:rPr>
+        <w:t xml:space="preserve"> </w:t>
+      </w:r>
+      <w:proofErr w:type="spellStart"/>
+      <w:r>
+        <w:rPr>
+          <w:rFonts w:eastAsia="Times New Roman" w:cstheme="minorHAnsi"/>
+          <w:b/>
+          <w:bCs/>
+          <w:sz w:val="24"/>
+          <w:szCs w:val="24"/>
+          <w:lang w:eastAsia="ru-RU"/>
+        </w:rPr>
+        <w:t>Materials</w:t>
+      </w:r>
+      <w:proofErr w:type="spellEnd"/>
+      <w:r>
+        <w:rPr>
+          <w:rFonts w:eastAsia="Times New Roman" w:cstheme="minorHAnsi"/>
+          <w:b/>
+          <w:bCs/>
+          <w:sz w:val="24"/>
+          <w:szCs w:val="24"/>
+          <w:lang w:eastAsia="ru-RU"/>
+        </w:rPr>
+        <w:t>)</w:t>
       </w:r>
       <w:r>
         <w:rPr>
@@ -937,8 +1315,8 @@
           <w:szCs w:val="21"/>
           <w:lang w:eastAsia="ru-RU"/>
         </w:rPr>
-        <w:pict>
-          <v:rect id="_x0000_i1070" style="width:0;height:1.5pt" o:hralign="center" o:hrstd="t" o:hr="t" fillcolor="#a0a0a0" stroked="f"/>
+        <w:pict w14:anchorId="58C2E029">
+          <v:rect id="_x0000_i1028" style="width:0;height:1.5pt" o:hralign="center" o:hrstd="t" o:hr="t" fillcolor="#a0a0a0" stroked="f"/>
         </w:pict>
       </w:r>
     </w:p>
@@ -963,7 +1341,6 @@
           <w:szCs w:val="30"/>
           <w:lang w:eastAsia="ru-RU"/>
         </w:rPr>
-        <w:lastRenderedPageBreak/>
         <w:t>Раздел: 4 инструмента для поиска и подбора (Сетка из 4-х блоков)</w:t>
       </w:r>
     </w:p>
@@ -1574,8 +1951,8 @@
           <w:szCs w:val="21"/>
           <w:lang w:eastAsia="ru-RU"/>
         </w:rPr>
-        <w:pict>
-          <v:rect id="_x0000_i1071" style="width:0;height:1.5pt" o:hralign="center" o:hrstd="t" o:hr="t" fillcolor="#a0a0a0" stroked="f"/>
+        <w:pict w14:anchorId="471E7822">
+          <v:rect id="_x0000_i1029" style="width:0;height:1.5pt" o:hralign="center" o:hrstd="t" o:hr="t" fillcolor="#a0a0a0" stroked="f"/>
         </w:pict>
       </w:r>
     </w:p>
@@ -1662,7 +2039,31 @@
           <w:szCs w:val="24"/>
           <w:lang w:eastAsia="ru-RU"/>
         </w:rPr>
-        <w:t>Инструменты Личного кабинета Professional:</w:t>
+        <w:t xml:space="preserve">Инструменты Личного кабинета </w:t>
+      </w:r>
+      <w:proofErr w:type="spellStart"/>
+      <w:r>
+        <w:rPr>
+          <w:rFonts w:eastAsia="Times New Roman" w:cstheme="minorHAnsi"/>
+          <w:b/>
+          <w:bCs/>
+          <w:sz w:val="24"/>
+          <w:szCs w:val="24"/>
+          <w:lang w:eastAsia="ru-RU"/>
+        </w:rPr>
+        <w:t>Professional</w:t>
+      </w:r>
+      <w:proofErr w:type="spellEnd"/>
+      <w:r>
+        <w:rPr>
+          <w:rFonts w:eastAsia="Times New Roman" w:cstheme="minorHAnsi"/>
+          <w:b/>
+          <w:bCs/>
+          <w:sz w:val="24"/>
+          <w:szCs w:val="24"/>
+          <w:lang w:eastAsia="ru-RU"/>
+        </w:rPr>
+        <w:t>:</w:t>
       </w:r>
       <w:r>
         <w:rPr>
@@ -1726,16 +2127,29 @@
           <w:lang w:eastAsia="ru-RU"/>
         </w:rPr>
       </w:pPr>
-      <w:r>
-        <w:rPr>
-          <w:rFonts w:eastAsia="Times New Roman" w:cstheme="minorHAnsi"/>
-          <w:b/>
-          <w:bCs/>
-          <w:sz w:val="24"/>
-          <w:szCs w:val="24"/>
-          <w:lang w:eastAsia="ru-RU"/>
-        </w:rPr>
-        <w:t>Мультикорзины для проектов:</w:t>
+      <w:proofErr w:type="spellStart"/>
+      <w:r>
+        <w:rPr>
+          <w:rFonts w:eastAsia="Times New Roman" w:cstheme="minorHAnsi"/>
+          <w:b/>
+          <w:bCs/>
+          <w:sz w:val="24"/>
+          <w:szCs w:val="24"/>
+          <w:lang w:eastAsia="ru-RU"/>
+        </w:rPr>
+        <w:t>Мультикорзины</w:t>
+      </w:r>
+      <w:proofErr w:type="spellEnd"/>
+      <w:r>
+        <w:rPr>
+          <w:rFonts w:eastAsia="Times New Roman" w:cstheme="minorHAnsi"/>
+          <w:b/>
+          <w:bCs/>
+          <w:sz w:val="24"/>
+          <w:szCs w:val="24"/>
+          <w:lang w:eastAsia="ru-RU"/>
+        </w:rPr>
+        <w:t xml:space="preserve"> для проектов:</w:t>
       </w:r>
       <w:r>
         <w:rPr>
@@ -1840,8 +2254,8 @@
           <w:szCs w:val="21"/>
           <w:lang w:eastAsia="ru-RU"/>
         </w:rPr>
-        <w:pict>
-          <v:rect id="_x0000_i1072" style="width:0;height:1.5pt" o:hralign="center" o:hrstd="t" o:hr="t" fillcolor="#a0a0a0" stroked="f"/>
+        <w:pict w14:anchorId="76F39820">
+          <v:rect id="_x0000_i1030" style="width:0;height:1.5pt" o:hralign="center" o:hrstd="t" o:hr="t" fillcolor="#a0a0a0" stroked="f"/>
         </w:pict>
       </w:r>
     </w:p>
@@ -1933,6 +2347,7 @@
           <w:szCs w:val="24"/>
           <w:lang w:eastAsia="ru-RU"/>
         </w:rPr>
+        <w:lastRenderedPageBreak/>
         <w:t>⭐</w:t>
       </w:r>
       <w:r>
@@ -2090,8 +2505,8 @@
           <w:szCs w:val="21"/>
           <w:lang w:eastAsia="ru-RU"/>
         </w:rPr>
-        <w:pict>
-          <v:rect id="_x0000_i1073" style="width:0;height:1.5pt" o:hralign="center" o:hrstd="t" o:hr="t" fillcolor="#a0a0a0" stroked="f"/>
+        <w:pict w14:anchorId="7A1FF36A">
+          <v:rect id="_x0000_i1031" style="width:0;height:1.5pt" o:hralign="center" o:hrstd="t" o:hr="t" fillcolor="#a0a0a0" stroked="f"/>
         </w:pict>
       </w:r>
     </w:p>
@@ -2138,7 +2553,6 @@
           <w:szCs w:val="24"/>
           <w:lang w:eastAsia="ru-RU"/>
         </w:rPr>
-        <w:lastRenderedPageBreak/>
         <w:t>(Список категорий: Запорная арматура, Автоматика и приводы, Навесное оборудование и обвязка — остается без изменений, как в предыдущем варианте).</w:t>
       </w:r>
     </w:p>
@@ -2159,8 +2573,8 @@
           <w:szCs w:val="21"/>
           <w:lang w:eastAsia="ru-RU"/>
         </w:rPr>
-        <w:pict>
-          <v:rect id="_x0000_i1074" style="width:0;height:1.5pt" o:hralign="center" o:hrstd="t" o:hr="t" fillcolor="#a0a0a0" stroked="f"/>
+        <w:pict w14:anchorId="36CA2A03">
+          <v:rect id="_x0000_i1032" style="width:0;height:1.5pt" o:hralign="center" o:hrstd="t" o:hr="t" fillcolor="#a0a0a0" stroked="f"/>
         </w:pict>
       </w:r>
     </w:p>
@@ -2185,7 +2599,31 @@
           <w:szCs w:val="30"/>
           <w:lang w:eastAsia="ru-RU"/>
         </w:rPr>
-        <w:t>Подвал (Footer)</w:t>
+        <w:t>Подвал (</w:t>
+      </w:r>
+      <w:proofErr w:type="spellStart"/>
+      <w:r>
+        <w:rPr>
+          <w:rFonts w:eastAsia="Times New Roman" w:cstheme="minorHAnsi"/>
+          <w:b/>
+          <w:bCs/>
+          <w:sz w:val="30"/>
+          <w:szCs w:val="30"/>
+          <w:lang w:eastAsia="ru-RU"/>
+        </w:rPr>
+        <w:t>Footer</w:t>
+      </w:r>
+      <w:proofErr w:type="spellEnd"/>
+      <w:r>
+        <w:rPr>
+          <w:rFonts w:eastAsia="Times New Roman" w:cstheme="minorHAnsi"/>
+          <w:b/>
+          <w:bCs/>
+          <w:sz w:val="30"/>
+          <w:szCs w:val="30"/>
+          <w:lang w:eastAsia="ru-RU"/>
+        </w:rPr>
+        <w:t>)</w:t>
       </w:r>
     </w:p>
     <w:p>
@@ -2248,6 +2686,7 @@
         </w:rPr>
         <w:t>«</w:t>
       </w:r>
+      <w:proofErr w:type="spellStart"/>
       <w:r>
         <w:rPr>
           <w:rFonts w:eastAsia="Times New Roman" w:cstheme="minorHAnsi"/>
@@ -2259,17 +2698,31 @@
         </w:rPr>
         <w:t>ArmControl</w:t>
       </w:r>
-      <w:r>
-        <w:rPr>
-          <w:rFonts w:eastAsia="Times New Roman" w:cstheme="minorHAnsi"/>
-          <w:b/>
-          <w:bCs/>
-          <w:sz w:val="24"/>
-          <w:szCs w:val="24"/>
-          <w:lang w:eastAsia="ru-RU"/>
-        </w:rPr>
-        <w:t>.ru</w:t>
-      </w:r>
+      <w:proofErr w:type="spellEnd"/>
+      <w:r>
+        <w:rPr>
+          <w:rFonts w:eastAsia="Times New Roman" w:cstheme="minorHAnsi"/>
+          <w:b/>
+          <w:bCs/>
+          <w:sz w:val="24"/>
+          <w:szCs w:val="24"/>
+          <w:lang w:eastAsia="ru-RU"/>
+        </w:rPr>
+        <w:t>.</w:t>
+      </w:r>
+      <w:proofErr w:type="spellStart"/>
+      <w:r>
+        <w:rPr>
+          <w:rFonts w:eastAsia="Times New Roman" w:cstheme="minorHAnsi"/>
+          <w:b/>
+          <w:bCs/>
+          <w:sz w:val="24"/>
+          <w:szCs w:val="24"/>
+          <w:lang w:eastAsia="ru-RU"/>
+        </w:rPr>
+        <w:t>ru</w:t>
+      </w:r>
+      <w:proofErr w:type="spellEnd"/>
       <w:r>
         <w:rPr>
           <w:rFonts w:eastAsia="Times New Roman" w:cstheme="minorHAnsi"/>
